--- a/issue10/downloads/article-2.docx
+++ b/issue10/downloads/article-2.docx
@@ -19,19 +19,29 @@
         <w:br/>
       </w:r>
       <w:r>
-        <w:t>Автор: Доронин Л.С.&lt;br&gt;Преподаватель курсов по гражданской обороне, Московская обл.</w:t>
+        <w:t>Автор: Доронин Л.С. &lt;br&gt; Преподаватель курсов по гражданской обороне, Московская обл.</w:t>
         <w:br/>
       </w:r>
+    </w:p>
+    <w:p/>
+    <w:p>
+      <w:r/>
+    </w:p>
+    <w:p>
+      <w:r/>
     </w:p>
     <w:p>
       <w:r>
         <w:rPr>
-          <w:i/>
+          <w:b/>
+          <w:i w:val="0"/>
         </w:rPr>
         <w:t>Статья содержит цели и задачи внедрения в практику предварительного национального стандарта (ПНСТ) 1033-2025 «Безопасность в чрезвычайных ситуациях. Обеспечение безопасности населения в природных и техногенных чрезвычайных ситуациях. Общие положения». Рассмотрены терминологические новации, структура цикла обеспечения безопасности населения в ЧС. Указано на важность соответствия стандарта международным нормам и совершенствование системы управления рисками ЧС. Статья предназначена для специалистов ГОЧС и может быть использована при подготовке нормативно-правовых актов, методических и учебных материалов по ГО и защите от ЧС.</w:t>
       </w:r>
     </w:p>
-    <w:p/>
+    <w:p>
+      <w:r/>
+    </w:p>
     <w:p>
       <w:pPr>
         <w:jc w:val="both"/>
@@ -225,6 +235,15 @@
       </w:r>
     </w:p>
     <w:p>
+      <w:r/>
+    </w:p>
+    <w:p>
+      <w:r/>
+    </w:p>
+    <w:p>
+      <w:r/>
+    </w:p>
+    <w:p>
       <w:pPr>
         <w:jc w:val="center"/>
       </w:pPr>
@@ -237,6 +256,9 @@
       </w:r>
     </w:p>
     <w:p>
+      <w:r/>
+    </w:p>
+    <w:p>
       <w:pPr>
         <w:jc w:val="both"/>
       </w:pPr>
@@ -273,6 +295,9 @@
       </w:r>
     </w:p>
     <w:p>
+      <w:r/>
+    </w:p>
+    <w:p>
       <w:pPr>
         <w:jc w:val="center"/>
       </w:pPr>
@@ -285,6 +310,9 @@
       </w:r>
     </w:p>
     <w:p>
+      <w:r/>
+    </w:p>
+    <w:p>
       <w:pPr>
         <w:jc w:val="both"/>
       </w:pPr>
@@ -345,6 +373,9 @@
       </w:r>
     </w:p>
     <w:p>
+      <w:r/>
+    </w:p>
+    <w:p>
       <w:pPr>
         <w:jc w:val="both"/>
       </w:pPr>
@@ -417,6 +448,9 @@
       </w:r>
     </w:p>
     <w:p>
+      <w:r/>
+    </w:p>
+    <w:p>
       <w:pPr>
         <w:jc w:val="both"/>
       </w:pPr>
@@ -537,6 +571,9 @@
       </w:r>
     </w:p>
     <w:p>
+      <w:r/>
+    </w:p>
+    <w:p>
       <w:pPr>
         <w:jc w:val="center"/>
       </w:pPr>
@@ -549,6 +586,9 @@
       </w:r>
     </w:p>
     <w:p>
+      <w:r/>
+    </w:p>
+    <w:p>
       <w:pPr>
         <w:jc w:val="both"/>
       </w:pPr>
@@ -609,6 +649,9 @@
       </w:r>
     </w:p>
     <w:p>
+      <w:r/>
+    </w:p>
+    <w:p>
       <w:pPr>
         <w:jc w:val="both"/>
       </w:pPr>
@@ -681,6 +724,9 @@
       </w:r>
     </w:p>
     <w:p>
+      <w:r/>
+    </w:p>
+    <w:p>
       <w:pPr>
         <w:jc w:val="both"/>
       </w:pPr>
@@ -837,6 +883,9 @@
       </w:r>
     </w:p>
     <w:p>
+      <w:r/>
+    </w:p>
+    <w:p>
       <w:pPr>
         <w:jc w:val="both"/>
       </w:pPr>
@@ -945,6 +994,9 @@
       </w:r>
     </w:p>
     <w:p>
+      <w:r/>
+    </w:p>
+    <w:p>
       <w:pPr>
         <w:jc w:val="center"/>
       </w:pPr>
@@ -957,6 +1009,9 @@
       </w:r>
     </w:p>
     <w:p>
+      <w:r/>
+    </w:p>
+    <w:p>
       <w:pPr>
         <w:jc w:val="both"/>
       </w:pPr>
@@ -1077,6 +1132,9 @@
       </w:r>
     </w:p>
     <w:p>
+      <w:r/>
+    </w:p>
+    <w:p>
       <w:pPr>
         <w:jc w:val="both"/>
       </w:pPr>
@@ -1185,6 +1243,9 @@
       </w:r>
     </w:p>
     <w:p>
+      <w:r/>
+    </w:p>
+    <w:p>
       <w:pPr>
         <w:jc w:val="both"/>
       </w:pPr>
@@ -1329,6 +1390,9 @@
       </w:r>
     </w:p>
     <w:p>
+      <w:r/>
+    </w:p>
+    <w:p>
       <w:pPr>
         <w:jc w:val="center"/>
       </w:pPr>
@@ -1341,6 +1405,9 @@
       </w:r>
     </w:p>
     <w:p>
+      <w:r/>
+    </w:p>
+    <w:p>
       <w:pPr>
         <w:jc w:val="both"/>
       </w:pPr>
@@ -1401,6 +1468,9 @@
       </w:r>
     </w:p>
     <w:p>
+      <w:r/>
+    </w:p>
+    <w:p>
       <w:pPr>
         <w:jc w:val="both"/>
       </w:pPr>
@@ -1521,6 +1591,9 @@
       </w:r>
     </w:p>
     <w:p>
+      <w:r/>
+    </w:p>
+    <w:p>
       <w:pPr>
         <w:jc w:val="both"/>
       </w:pPr>
@@ -1605,6 +1678,9 @@
       </w:r>
     </w:p>
     <w:p>
+      <w:r/>
+    </w:p>
+    <w:p>
       <w:pPr>
         <w:jc w:val="center"/>
       </w:pPr>
@@ -1617,6 +1693,9 @@
       </w:r>
     </w:p>
     <w:p>
+      <w:r/>
+    </w:p>
+    <w:p>
       <w:pPr>
         <w:jc w:val="both"/>
       </w:pPr>
@@ -1687,6 +1766,9 @@
         </w:rPr>
         <w:t>Для возможного перевода ПНСТ 1033-2025 в статус постоянного национального стандарта Российской Федерации необходимы данные и обобщение практического опыта применения ПНСТ 1033-2025, для чего необходимо собирать, систематизировать и анализировать замечания, дополнения и предложения пользователей. Указанную работу будет проводить разработчик стандарта — Всероссийский научно-исследовательский институт по проблемам гражданской обороны и чрезвычайных ситуаций МЧС России.</w:t>
       </w:r>
+    </w:p>
+    <w:p>
+      <w:r/>
     </w:p>
     <w:sectPr>
       <w:pgSz w:w="12240" w:h="15840"/>
